--- a/docs/atlas/ATL-26_Phieu-in.docx
+++ b/docs/atlas/ATL-26_Phieu-in.docx
@@ -313,7 +313,7 @@
                 <w:sz w:val="19"/>
                 <w:szCs w:val="19"/>
               </w:rPr>
-              <w:t xml:space="preserve">1.0 — 22/10/2026</w:t>
+              <w:t xml:space="preserve">1.1 — 23/10/2026</w:t>
             </w:r>
           </w:p>
         </w:tc>
@@ -519,7 +519,7 @@
           <w:sz w:val="19"/>
           <w:szCs w:val="19"/>
         </w:rPr>
-        <w:t xml:space="preserve">Lưu ý: các mã quyền là danh mục đã định nghĩa (xem ATL-23); giao diện hiện chưa kiểm tra quyền — mọi tài khoản đăng nhập đều xem và dùng được mọi chức năng.</w:t>
+        <w:t xml:space="preserve">Lưu ý: quyền được kiểm tra ở cả hai nơi — giao diện ẩn trang, mục menu và nút mà chức vụ không có quyền; máy chủ kiểm tra lại ở mọi API (thiếu quyền thì báo "Chức vụ của bạn chưa có quyền…"). Danh mục quyền: ATL-23.</w:t>
       </w:r>
     </w:p>
     <w:p>
@@ -3154,7 +3154,7 @@
           <w:sz w:val="21"/>
           <w:szCs w:val="21"/>
         </w:rPr>
-        <w:t xml:space="preserve">Hệ thống hiện chạy trên dữ liệu mô phỏng (mock) trong trình duyệt; các quy tắc dưới đây là hành vi đã cài đặt ở giao diện và sẽ ánh xạ 1:1 sang API backend.</w:t>
+        <w:t xml:space="preserve">Dữ liệu được lưu ở máy chủ (cơ sở dữ liệu PostgreSQL) và đọc / ghi qua API; các quy tắc nghiệp vụ trong tài liệu này được áp ở máy chủ, giao diện báo lỗi sớm cho người dùng. Mỗi thao tác ghi để lại một dòng Nhật ký hoạt động (ATL-27).</w:t>
       </w:r>
     </w:p>
     <w:sectPr>

--- a/docs/atlas/ATL-26_Phieu-in.docx
+++ b/docs/atlas/ATL-26_Phieu-in.docx
@@ -1,6 +1,6 @@
 
 <file path=word/document.xml><?xml version="1.0" encoding="utf-8"?>
-<w:document xmlns:wpc="http://schemas.microsoft.com/office/word/2010/wordprocessingCanvas" xmlns:mc="http://schemas.openxmlformats.org/markup-compatibility/2006" xmlns:o="urn:schemas-microsoft-com:office:office" xmlns:r="http://schemas.openxmlformats.org/officeDocument/2006/relationships" xmlns:m="http://schemas.openxmlformats.org/officeDocument/2006/math" xmlns:v="urn:schemas-microsoft-com:vml" xmlns:wp14="http://schemas.microsoft.com/office/word/2010/wordprocessingDrawing" xmlns:wp="http://schemas.openxmlformats.org/drawingml/2006/wordprocessingDrawing" xmlns:w10="urn:schemas-microsoft-com:office:word" xmlns:w="http://schemas.openxmlformats.org/wordprocessingml/2006/main" xmlns:w14="http://schemas.microsoft.com/office/word/2010/wordml" xmlns:w15="http://schemas.microsoft.com/office/word/2012/wordml" xmlns:wpg="http://schemas.microsoft.com/office/word/2010/wordprocessingGroup" xmlns:wpi="http://schemas.microsoft.com/office/word/2010/wordprocessingInk" xmlns:wne="http://schemas.microsoft.com/office/word/2006/wordml" xmlns:wps="http://schemas.microsoft.com/office/word/2010/wordprocessingShape" xmlns:cx="http://schemas.microsoft.com/office/drawing/2014/chartex" xmlns:cx1="http://schemas.microsoft.com/office/drawing/2015/9/8/chartex" xmlns:cx2="http://schemas.microsoft.com/office/drawing/2015/10/21/chartex" xmlns:cx3="http://schemas.microsoft.com/office/drawing/2016/5/9/chartex" xmlns:cx4="http://schemas.microsoft.com/office/drawing/2016/5/10/chartex" xmlns:cx5="http://schemas.microsoft.com/office/drawing/2016/5/11/chartex" xmlns:cx6="http://schemas.microsoft.com/office/drawing/2016/5/12/chartex" xmlns:cx7="http://schemas.microsoft.com/office/drawing/2016/5/13/chartex" xmlns:cx8="http://schemas.microsoft.com/office/drawing/2016/5/14/chartex" xmlns:aink="http://schemas.microsoft.com/office/drawing/2016/ink" xmlns:am3d="http://schemas.microsoft.com/office/drawing/2017/model3d" xmlns:w16cex="http://schemas.microsoft.com/office/word/2018/wordml/cex" xmlns:w16cid="http://schemas.microsoft.com/office/word/2016/wordml/cid" xmlns:w16="http://schemas.microsoft.com/office/word/2018/wordml" xmlns:w16sdtdh="http://schemas.microsoft.com/office/word/2020/wordml/sdtdatahash" xmlns:w16se="http://schemas.microsoft.com/office/word/2015/wordml/symex" mc:Ignorable="w14 w15 wp14">
+<w:document xmlns:r="http://schemas.openxmlformats.org/officeDocument/2006/relationships" xmlns:w="http://schemas.openxmlformats.org/wordprocessingml/2006/main">
   <w:body>
     <w:p>
       <w:pPr>
@@ -313,7 +313,7 @@
                 <w:sz w:val="19"/>
                 <w:szCs w:val="19"/>
               </w:rPr>
-              <w:t xml:space="preserve">1.1 — 23/10/2026</w:t>
+              <w:t xml:space="preserve">1.2 — 29/10/2026</w:t>
             </w:r>
           </w:p>
         </w:tc>
@@ -386,11 +386,6 @@
         </w:tc>
       </w:tr>
     </w:tbl>
-    <w:p>
-      <w:pPr>
-        <w:spacing w:after="80"/>
-      </w:pPr>
-    </w:p>
     <w:p>
       <w:pPr>
         <w:pStyle w:val="Heading1"/>
@@ -437,7 +432,7 @@
           <w:sz w:val="21"/>
           <w:szCs w:val="21"/>
         </w:rPr>
-        <w:t xml:space="preserve">Một khuôn in duy nhất cho toàn hệ thống để mọi phiếu in gọn gàng, chuyên nghiệp và giống nhau: cùng tiêu đề công ty, cùng cách trình bày bảng, tổng tiền, khối chữ ký và chân trang. Màn hình chỉ cung cấp nội dung; không tự định kiểu giấy.</w:t>
+        <w:t xml:space="preserve">Một khuôn in duy nhất cho toàn hệ thống để mọi phiếu in gọn gàng, chuyên nghiệp và giống nhau: cùng tiêu đề công ty, cùng cách trình bày bảng, tổng tiền, khối chữ ký và chân trang. In được trên ba loại giấy: A4, A5 và cuộn giấy nhiệt K80. Màn hình chỉ cung cấp nội dung; không tự định kiểu giấy.</w:t>
       </w:r>
     </w:p>
     <w:p>
@@ -463,7 +458,7 @@
         <w:pStyle w:val="ListParagraph"/>
         <w:numPr>
           <w:ilvl w:val="0"/>
-          <w:numId w:val="2"/>
+          <w:numId w:val="1"/>
         </w:numPr>
         <w:spacing w:after="60" w:line="290"/>
       </w:pPr>
@@ -665,7 +660,7 @@
                 <w:sz w:val="18"/>
                 <w:szCs w:val="18"/>
               </w:rPr>
-              <w:t xml:space="preserve">Bấm In</w:t>
+              <w:t xml:space="preserve">Bấm In (hoặc mũi tên chọn A4 · A5 · K80)</w:t>
             </w:r>
           </w:p>
         </w:tc>
@@ -734,7 +729,7 @@
                 <w:sz w:val="18"/>
                 <w:szCs w:val="18"/>
               </w:rPr>
-              <w:t xml:space="preserve">Trình duyệt hiện bản in A4</w:t>
+              <w:t xml:space="preserve">Trình duyệt hiện bản in</w:t>
             </w:r>
           </w:p>
         </w:tc>
@@ -811,7 +806,7 @@
     </w:tbl>
     <w:p>
       <w:pPr>
-        <w:spacing w:after="80"/>
+        <w:spacing w:after="0" w:line="120" w:lineRule="exact"/>
       </w:pPr>
     </w:p>
     <w:tbl>
@@ -827,10 +822,10 @@
         </w:tblBorders>
       </w:tblPr>
       <w:tblGrid>
-        <w:gridCol w:w="596"/>
-        <w:gridCol w:w="1490"/>
-        <w:gridCol w:w="3974"/>
-        <w:gridCol w:w="3578"/>
+        <w:gridCol w:w="660"/>
+        <w:gridCol w:w="1100"/>
+        <w:gridCol w:w="4505"/>
+        <w:gridCol w:w="3373"/>
       </w:tblGrid>
       <w:tr>
         <w:trPr>
@@ -839,7 +834,7 @@
         </w:trPr>
         <w:tc>
           <w:tcPr>
-            <w:tcW w:type="dxa" w:w="596"/>
+            <w:tcW w:type="dxa" w:w="660"/>
             <w:tcBorders>
               <w:top w:val="single" w:color="A6A6A6" w:sz="4"/>
               <w:left w:val="single" w:color="A6A6A6" w:sz="4"/>
@@ -873,7 +868,7 @@
         </w:tc>
         <w:tc>
           <w:tcPr>
-            <w:tcW w:type="dxa" w:w="1490"/>
+            <w:tcW w:type="dxa" w:w="1100"/>
             <w:tcBorders>
               <w:top w:val="single" w:color="A6A6A6" w:sz="4"/>
               <w:left w:val="single" w:color="A6A6A6" w:sz="4"/>
@@ -907,7 +902,7 @@
         </w:tc>
         <w:tc>
           <w:tcPr>
-            <w:tcW w:type="dxa" w:w="3974"/>
+            <w:tcW w:type="dxa" w:w="4505"/>
             <w:tcBorders>
               <w:top w:val="single" w:color="A6A6A6" w:sz="4"/>
               <w:left w:val="single" w:color="A6A6A6" w:sz="4"/>
@@ -941,7 +936,7 @@
         </w:tc>
         <w:tc>
           <w:tcPr>
-            <w:tcW w:type="dxa" w:w="3578"/>
+            <w:tcW w:type="dxa" w:w="3373"/>
             <w:tcBorders>
               <w:top w:val="single" w:color="A6A6A6" w:sz="4"/>
               <w:left w:val="single" w:color="A6A6A6" w:sz="4"/>
@@ -980,7 +975,7 @@
         </w:trPr>
         <w:tc>
           <w:tcPr>
-            <w:tcW w:type="dxa" w:w="596"/>
+            <w:tcW w:type="dxa" w:w="660"/>
             <w:tcBorders>
               <w:top w:val="single" w:color="A6A6A6" w:sz="4"/>
               <w:left w:val="single" w:color="A6A6A6" w:sz="4"/>
@@ -1011,7 +1006,7 @@
         </w:tc>
         <w:tc>
           <w:tcPr>
-            <w:tcW w:type="dxa" w:w="1490"/>
+            <w:tcW w:type="dxa" w:w="1100"/>
             <w:tcBorders>
               <w:top w:val="single" w:color="A6A6A6" w:sz="4"/>
               <w:left w:val="single" w:color="A6A6A6" w:sz="4"/>
@@ -1042,63 +1037,63 @@
         </w:tc>
         <w:tc>
           <w:tcPr>
-            <w:tcW w:type="dxa" w:w="3974"/>
-            <w:tcBorders>
-              <w:top w:val="single" w:color="A6A6A6" w:sz="4"/>
-              <w:left w:val="single" w:color="A6A6A6" w:sz="4"/>
-              <w:bottom w:val="single" w:color="A6A6A6" w:sz="4"/>
-              <w:right w:val="single" w:color="A6A6A6" w:sz="4"/>
-            </w:tcBorders>
-            <w:tcMar>
-              <w:top w:type="dxa" w:w="60"/>
-              <w:left w:type="dxa" w:w="100"/>
-              <w:bottom w:type="dxa" w:w="60"/>
-              <w:right w:type="dxa" w:w="100"/>
-            </w:tcMar>
-            <w:vAlign w:val="top"/>
-          </w:tcPr>
-          <w:p>
-            <w:pPr>
-              <w:spacing w:after="20" w:line="270"/>
-            </w:pPr>
-            <w:r>
-              <w:rPr>
-                <w:rFonts w:ascii="Arial" w:cs="Arial" w:eastAsia="Arial" w:hAnsi="Arial"/>
-                <w:sz w:val="19"/>
-                <w:szCs w:val="19"/>
-              </w:rPr>
-              <w:t xml:space="preserve">Bấm In trên phiếu kho, phiếu thu chi, đơn bán, đơn nhập, chuyến giao hàng, công nợ hoặc tuổi nợ.</w:t>
-            </w:r>
-          </w:p>
-        </w:tc>
-        <w:tc>
-          <w:tcPr>
-            <w:tcW w:type="dxa" w:w="3578"/>
-            <w:tcBorders>
-              <w:top w:val="single" w:color="A6A6A6" w:sz="4"/>
-              <w:left w:val="single" w:color="A6A6A6" w:sz="4"/>
-              <w:bottom w:val="single" w:color="A6A6A6" w:sz="4"/>
-              <w:right w:val="single" w:color="A6A6A6" w:sz="4"/>
-            </w:tcBorders>
-            <w:tcMar>
-              <w:top w:type="dxa" w:w="60"/>
-              <w:left w:type="dxa" w:w="100"/>
-              <w:bottom w:type="dxa" w:w="60"/>
-              <w:right w:type="dxa" w:w="100"/>
-            </w:tcMar>
-            <w:vAlign w:val="top"/>
-          </w:tcPr>
-          <w:p>
-            <w:pPr>
-              <w:spacing w:after="20" w:line="270"/>
-            </w:pPr>
-            <w:r>
-              <w:rPr>
-                <w:rFonts w:ascii="Arial" w:cs="Arial" w:eastAsia="Arial" w:hAnsi="Arial"/>
-                <w:sz w:val="19"/>
-                <w:szCs w:val="19"/>
-              </w:rPr>
-              <w:t xml:space="preserve">Hệ thống ẩn menu, thanh trên và các nút; chỉ in phần phiếu.</w:t>
+            <w:tcW w:type="dxa" w:w="4505"/>
+            <w:tcBorders>
+              <w:top w:val="single" w:color="A6A6A6" w:sz="4"/>
+              <w:left w:val="single" w:color="A6A6A6" w:sz="4"/>
+              <w:bottom w:val="single" w:color="A6A6A6" w:sz="4"/>
+              <w:right w:val="single" w:color="A6A6A6" w:sz="4"/>
+            </w:tcBorders>
+            <w:tcMar>
+              <w:top w:type="dxa" w:w="60"/>
+              <w:left w:type="dxa" w:w="100"/>
+              <w:bottom w:type="dxa" w:w="60"/>
+              <w:right w:type="dxa" w:w="100"/>
+            </w:tcMar>
+            <w:vAlign w:val="top"/>
+          </w:tcPr>
+          <w:p>
+            <w:pPr>
+              <w:spacing w:after="20" w:line="270"/>
+            </w:pPr>
+            <w:r>
+              <w:rPr>
+                <w:rFonts w:ascii="Arial" w:cs="Arial" w:eastAsia="Arial" w:hAnsi="Arial"/>
+                <w:sz w:val="19"/>
+                <w:szCs w:val="19"/>
+              </w:rPr>
+              <w:t xml:space="preserve">Bấm In trên phiếu kho, phiếu thu chi, đơn bán, báo giá, đơn nhập, chuyến giao hàng, công nợ, tuổi nợ hoặc xem trước hoá đơn. Nút In in ngay trên giấy dùng lần trước cho loại phiếu đó; mũi tên bên cạnh mở lựa chọn giấy.</w:t>
+            </w:r>
+          </w:p>
+        </w:tc>
+        <w:tc>
+          <w:tcPr>
+            <w:tcW w:type="dxa" w:w="3373"/>
+            <w:tcBorders>
+              <w:top w:val="single" w:color="A6A6A6" w:sz="4"/>
+              <w:left w:val="single" w:color="A6A6A6" w:sz="4"/>
+              <w:bottom w:val="single" w:color="A6A6A6" w:sz="4"/>
+              <w:right w:val="single" w:color="A6A6A6" w:sz="4"/>
+            </w:tcBorders>
+            <w:tcMar>
+              <w:top w:type="dxa" w:w="60"/>
+              <w:left w:type="dxa" w:w="100"/>
+              <w:bottom w:type="dxa" w:w="60"/>
+              <w:right w:type="dxa" w:w="100"/>
+            </w:tcMar>
+            <w:vAlign w:val="top"/>
+          </w:tcPr>
+          <w:p>
+            <w:pPr>
+              <w:spacing w:after="20" w:line="270"/>
+            </w:pPr>
+            <w:r>
+              <w:rPr>
+                <w:rFonts w:ascii="Arial" w:cs="Arial" w:eastAsia="Arial" w:hAnsi="Arial"/>
+                <w:sz w:val="19"/>
+                <w:szCs w:val="19"/>
+              </w:rPr>
+              <w:t xml:space="preserve">Hệ thống ẩn menu, thanh trên và các nút; chỉ in phần phiếu. Giấy đã chọn được nhớ theo loại phiếu trong trình duyệt.</w:t>
             </w:r>
           </w:p>
         </w:tc>
@@ -1109,7 +1104,7 @@
         </w:trPr>
         <w:tc>
           <w:tcPr>
-            <w:tcW w:type="dxa" w:w="596"/>
+            <w:tcW w:type="dxa" w:w="660"/>
             <w:tcBorders>
               <w:top w:val="single" w:color="A6A6A6" w:sz="4"/>
               <w:left w:val="single" w:color="A6A6A6" w:sz="4"/>
@@ -1140,7 +1135,7 @@
         </w:tc>
         <w:tc>
           <w:tcPr>
-            <w:tcW w:type="dxa" w:w="1490"/>
+            <w:tcW w:type="dxa" w:w="1100"/>
             <w:tcBorders>
               <w:top w:val="single" w:color="A6A6A6" w:sz="4"/>
               <w:left w:val="single" w:color="A6A6A6" w:sz="4"/>
@@ -1171,7 +1166,7 @@
         </w:tc>
         <w:tc>
           <w:tcPr>
-            <w:tcW w:type="dxa" w:w="3974"/>
+            <w:tcW w:type="dxa" w:w="4505"/>
             <w:tcBorders>
               <w:top w:val="single" w:color="A6A6A6" w:sz="4"/>
               <w:left w:val="single" w:color="A6A6A6" w:sz="4"/>
@@ -1202,7 +1197,7 @@
         </w:tc>
         <w:tc>
           <w:tcPr>
-            <w:tcW w:type="dxa" w:w="3578"/>
+            <w:tcW w:type="dxa" w:w="3373"/>
             <w:tcBorders>
               <w:top w:val="single" w:color="A6A6A6" w:sz="4"/>
               <w:left w:val="single" w:color="A6A6A6" w:sz="4"/>
@@ -1238,7 +1233,7 @@
         </w:trPr>
         <w:tc>
           <w:tcPr>
-            <w:tcW w:type="dxa" w:w="596"/>
+            <w:tcW w:type="dxa" w:w="660"/>
             <w:tcBorders>
               <w:top w:val="single" w:color="A6A6A6" w:sz="4"/>
               <w:left w:val="single" w:color="A6A6A6" w:sz="4"/>
@@ -1269,7 +1264,7 @@
         </w:tc>
         <w:tc>
           <w:tcPr>
-            <w:tcW w:type="dxa" w:w="1490"/>
+            <w:tcW w:type="dxa" w:w="1100"/>
             <w:tcBorders>
               <w:top w:val="single" w:color="A6A6A6" w:sz="4"/>
               <w:left w:val="single" w:color="A6A6A6" w:sz="4"/>
@@ -1300,7 +1295,7 @@
         </w:tc>
         <w:tc>
           <w:tcPr>
-            <w:tcW w:type="dxa" w:w="3974"/>
+            <w:tcW w:type="dxa" w:w="4505"/>
             <w:tcBorders>
               <w:top w:val="single" w:color="A6A6A6" w:sz="4"/>
               <w:left w:val="single" w:color="A6A6A6" w:sz="4"/>
@@ -1331,7 +1326,7 @@
         </w:tc>
         <w:tc>
           <w:tcPr>
-            <w:tcW w:type="dxa" w:w="3578"/>
+            <w:tcW w:type="dxa" w:w="3373"/>
             <w:tcBorders>
               <w:top w:val="single" w:color="A6A6A6" w:sz="4"/>
               <w:left w:val="single" w:color="A6A6A6" w:sz="4"/>
@@ -1362,6 +1357,11 @@
         </w:tc>
       </w:tr>
     </w:tbl>
+    <w:p>
+      <w:pPr>
+        <w:spacing w:after="60"/>
+      </w:pPr>
+    </w:p>
     <w:p>
       <w:pPr>
         <w:pStyle w:val="Heading1"/>
@@ -1385,7 +1385,7 @@
         <w:pStyle w:val="ListParagraph"/>
         <w:numPr>
           <w:ilvl w:val="0"/>
-          <w:numId w:val="3"/>
+          <w:numId w:val="2"/>
         </w:numPr>
         <w:spacing w:after="70" w:line="290"/>
       </w:pPr>
@@ -1395,7 +1395,7 @@
           <w:sz w:val="21"/>
           <w:szCs w:val="21"/>
         </w:rPr>
-        <w:t xml:space="preserve">Khổ A4 dọc, lề 14 / 12 / 16 / 16 mm; bảng nhiều cột (tuổi nợ) dùng A4 ngang.</w:t>
+        <w:t xml:space="preserve">Khổ A4 dọc, lề 14 / 12 / 16 / 16 mm; bảng nhiều cột (tuổi nợ) dùng A4 ngang. A5 dùng cùng bố cục thu nhỏ; K80 (cuộn nhiệt 80 mm) xếp một cột, bỏ bớt cột phụ.</w:t>
       </w:r>
     </w:p>
     <w:p>
@@ -1403,7 +1403,35 @@
         <w:pStyle w:val="ListParagraph"/>
         <w:numPr>
           <w:ilvl w:val="0"/>
-          <w:numId w:val="3"/>
+          <w:numId w:val="2"/>
+        </w:numPr>
+        <w:spacing w:after="70" w:line="290"/>
+      </w:pPr>
+      <w:r>
+        <w:rPr>
+          <w:rFonts w:ascii="Arial" w:cs="Arial" w:eastAsia="Arial" w:hAnsi="Arial"/>
+          <w:b/>
+          <w:bCs/>
+          <w:sz w:val="21"/>
+          <w:szCs w:val="21"/>
+        </w:rPr>
+        <w:t xml:space="preserve">Giấy theo loại phiếu:</w:t>
+      </w:r>
+      <w:r>
+        <w:rPr>
+          <w:rFonts w:ascii="Arial" w:cs="Arial" w:eastAsia="Arial" w:hAnsi="Arial"/>
+          <w:sz w:val="21"/>
+          <w:szCs w:val="21"/>
+        </w:rPr>
+        <w:t xml:space="preserve"> đơn hàng bán, báo giá, phiếu giao hàng, phiếu thu / chi, phiếu kho: A4 · A5 · K80; đơn nhập hàng, phiếu soạn hàng: A4 · A5; báo cáo, biên bản đối chiếu, thông báo công nợ, hoá đơn xem trước: A4.</w:t>
+      </w:r>
+    </w:p>
+    <w:p>
+      <w:pPr>
+        <w:pStyle w:val="ListParagraph"/>
+        <w:numPr>
+          <w:ilvl w:val="0"/>
+          <w:numId w:val="2"/>
         </w:numPr>
         <w:spacing w:after="70" w:line="290"/>
       </w:pPr>
@@ -1421,7 +1449,7 @@
         <w:pStyle w:val="ListParagraph"/>
         <w:numPr>
           <w:ilvl w:val="0"/>
-          <w:numId w:val="3"/>
+          <w:numId w:val="2"/>
         </w:numPr>
         <w:spacing w:after="70" w:line="290"/>
       </w:pPr>
@@ -1439,7 +1467,7 @@
         <w:pStyle w:val="ListParagraph"/>
         <w:numPr>
           <w:ilvl w:val="0"/>
-          <w:numId w:val="3"/>
+          <w:numId w:val="2"/>
         </w:numPr>
         <w:spacing w:after="70" w:line="290"/>
       </w:pPr>
@@ -1483,8 +1511,8 @@
         </w:tblBorders>
       </w:tblPr>
       <w:tblGrid>
-        <w:gridCol w:w="2610"/>
-        <w:gridCol w:w="7028"/>
+        <w:gridCol w:w="2786"/>
+        <w:gridCol w:w="6852"/>
       </w:tblGrid>
       <w:tr>
         <w:trPr>
@@ -1493,7 +1521,7 @@
         </w:trPr>
         <w:tc>
           <w:tcPr>
-            <w:tcW w:type="dxa" w:w="2610"/>
+            <w:tcW w:type="dxa" w:w="2786"/>
             <w:tcBorders>
               <w:top w:val="single" w:color="A6A6A6" w:sz="4"/>
               <w:left w:val="single" w:color="A6A6A6" w:sz="4"/>
@@ -1527,7 +1555,7 @@
         </w:tc>
         <w:tc>
           <w:tcPr>
-            <w:tcW w:type="dxa" w:w="7028"/>
+            <w:tcW w:type="dxa" w:w="6852"/>
             <w:tcBorders>
               <w:top w:val="single" w:color="A6A6A6" w:sz="4"/>
               <w:left w:val="single" w:color="A6A6A6" w:sz="4"/>
@@ -1566,7 +1594,7 @@
         </w:trPr>
         <w:tc>
           <w:tcPr>
-            <w:tcW w:type="dxa" w:w="2610"/>
+            <w:tcW w:type="dxa" w:w="2786"/>
             <w:tcBorders>
               <w:top w:val="single" w:color="A6A6A6" w:sz="4"/>
               <w:left w:val="single" w:color="A6A6A6" w:sz="4"/>
@@ -1597,7 +1625,7 @@
         </w:tc>
         <w:tc>
           <w:tcPr>
-            <w:tcW w:type="dxa" w:w="7028"/>
+            <w:tcW w:type="dxa" w:w="6852"/>
             <w:tcBorders>
               <w:top w:val="single" w:color="A6A6A6" w:sz="4"/>
               <w:left w:val="single" w:color="A6A6A6" w:sz="4"/>
@@ -1633,7 +1661,7 @@
         </w:trPr>
         <w:tc>
           <w:tcPr>
-            <w:tcW w:type="dxa" w:w="2610"/>
+            <w:tcW w:type="dxa" w:w="2786"/>
             <w:tcBorders>
               <w:top w:val="single" w:color="A6A6A6" w:sz="4"/>
               <w:left w:val="single" w:color="A6A6A6" w:sz="4"/>
@@ -1664,7 +1692,7 @@
         </w:tc>
         <w:tc>
           <w:tcPr>
-            <w:tcW w:type="dxa" w:w="7028"/>
+            <w:tcW w:type="dxa" w:w="6852"/>
             <w:tcBorders>
               <w:top w:val="single" w:color="A6A6A6" w:sz="4"/>
               <w:left w:val="single" w:color="A6A6A6" w:sz="4"/>
@@ -1695,6 +1723,11 @@
         </w:tc>
       </w:tr>
     </w:tbl>
+    <w:p>
+      <w:pPr>
+        <w:spacing w:after="60"/>
+      </w:pPr>
+    </w:p>
     <w:p>
       <w:pPr>
         <w:pStyle w:val="Heading1"/>
@@ -1726,8 +1759,8 @@
         </w:tblBorders>
       </w:tblPr>
       <w:tblGrid>
-        <w:gridCol w:w="2007"/>
-        <w:gridCol w:w="7631"/>
+        <w:gridCol w:w="846"/>
+        <w:gridCol w:w="8792"/>
       </w:tblGrid>
       <w:tr>
         <w:trPr>
@@ -1736,7 +1769,7 @@
         </w:trPr>
         <w:tc>
           <w:tcPr>
-            <w:tcW w:type="dxa" w:w="2007"/>
+            <w:tcW w:type="dxa" w:w="846"/>
             <w:tcBorders>
               <w:top w:val="single" w:color="A6A6A6" w:sz="4"/>
               <w:left w:val="single" w:color="A6A6A6" w:sz="4"/>
@@ -1770,7 +1803,7 @@
         </w:tc>
         <w:tc>
           <w:tcPr>
-            <w:tcW w:type="dxa" w:w="7631"/>
+            <w:tcW w:type="dxa" w:w="8792"/>
             <w:tcBorders>
               <w:top w:val="single" w:color="A6A6A6" w:sz="4"/>
               <w:left w:val="single" w:color="A6A6A6" w:sz="4"/>
@@ -1809,7 +1842,7 @@
         </w:trPr>
         <w:tc>
           <w:tcPr>
-            <w:tcW w:type="dxa" w:w="2007"/>
+            <w:tcW w:type="dxa" w:w="846"/>
             <w:tcBorders>
               <w:top w:val="single" w:color="A6A6A6" w:sz="4"/>
               <w:left w:val="single" w:color="A6A6A6" w:sz="4"/>
@@ -1840,7 +1873,7 @@
         </w:tc>
         <w:tc>
           <w:tcPr>
-            <w:tcW w:type="dxa" w:w="7631"/>
+            <w:tcW w:type="dxa" w:w="8792"/>
             <w:tcBorders>
               <w:top w:val="single" w:color="A6A6A6" w:sz="4"/>
               <w:left w:val="single" w:color="A6A6A6" w:sz="4"/>
@@ -1876,7 +1909,7 @@
         </w:trPr>
         <w:tc>
           <w:tcPr>
-            <w:tcW w:type="dxa" w:w="2007"/>
+            <w:tcW w:type="dxa" w:w="846"/>
             <w:tcBorders>
               <w:top w:val="single" w:color="A6A6A6" w:sz="4"/>
               <w:left w:val="single" w:color="A6A6A6" w:sz="4"/>
@@ -1907,7 +1940,7 @@
         </w:tc>
         <w:tc>
           <w:tcPr>
-            <w:tcW w:type="dxa" w:w="7631"/>
+            <w:tcW w:type="dxa" w:w="8792"/>
             <w:tcBorders>
               <w:top w:val="single" w:color="A6A6A6" w:sz="4"/>
               <w:left w:val="single" w:color="A6A6A6" w:sz="4"/>
@@ -1943,7 +1976,7 @@
         </w:trPr>
         <w:tc>
           <w:tcPr>
-            <w:tcW w:type="dxa" w:w="2007"/>
+            <w:tcW w:type="dxa" w:w="846"/>
             <w:tcBorders>
               <w:top w:val="single" w:color="A6A6A6" w:sz="4"/>
               <w:left w:val="single" w:color="A6A6A6" w:sz="4"/>
@@ -1974,7 +2007,7 @@
         </w:tc>
         <w:tc>
           <w:tcPr>
-            <w:tcW w:type="dxa" w:w="7631"/>
+            <w:tcW w:type="dxa" w:w="8792"/>
             <w:tcBorders>
               <w:top w:val="single" w:color="A6A6A6" w:sz="4"/>
               <w:left w:val="single" w:color="A6A6A6" w:sz="4"/>
@@ -2010,7 +2043,7 @@
         </w:trPr>
         <w:tc>
           <w:tcPr>
-            <w:tcW w:type="dxa" w:w="2007"/>
+            <w:tcW w:type="dxa" w:w="846"/>
             <w:tcBorders>
               <w:top w:val="single" w:color="A6A6A6" w:sz="4"/>
               <w:left w:val="single" w:color="A6A6A6" w:sz="4"/>
@@ -2041,7 +2074,7 @@
         </w:tc>
         <w:tc>
           <w:tcPr>
-            <w:tcW w:type="dxa" w:w="7631"/>
+            <w:tcW w:type="dxa" w:w="8792"/>
             <w:tcBorders>
               <w:top w:val="single" w:color="A6A6A6" w:sz="4"/>
               <w:left w:val="single" w:color="A6A6A6" w:sz="4"/>
@@ -2077,7 +2110,7 @@
         </w:trPr>
         <w:tc>
           <w:tcPr>
-            <w:tcW w:type="dxa" w:w="2007"/>
+            <w:tcW w:type="dxa" w:w="846"/>
             <w:tcBorders>
               <w:top w:val="single" w:color="A6A6A6" w:sz="4"/>
               <w:left w:val="single" w:color="A6A6A6" w:sz="4"/>
@@ -2108,7 +2141,7 @@
         </w:tc>
         <w:tc>
           <w:tcPr>
-            <w:tcW w:type="dxa" w:w="7631"/>
+            <w:tcW w:type="dxa" w:w="8792"/>
             <w:tcBorders>
               <w:top w:val="single" w:color="A6A6A6" w:sz="4"/>
               <w:left w:val="single" w:color="A6A6A6" w:sz="4"/>
@@ -2144,7 +2177,7 @@
         </w:trPr>
         <w:tc>
           <w:tcPr>
-            <w:tcW w:type="dxa" w:w="2007"/>
+            <w:tcW w:type="dxa" w:w="846"/>
             <w:tcBorders>
               <w:top w:val="single" w:color="A6A6A6" w:sz="4"/>
               <w:left w:val="single" w:color="A6A6A6" w:sz="4"/>
@@ -2175,7 +2208,7 @@
         </w:tc>
         <w:tc>
           <w:tcPr>
-            <w:tcW w:type="dxa" w:w="7631"/>
+            <w:tcW w:type="dxa" w:w="8792"/>
             <w:tcBorders>
               <w:top w:val="single" w:color="A6A6A6" w:sz="4"/>
               <w:left w:val="single" w:color="A6A6A6" w:sz="4"/>
@@ -2211,7 +2244,7 @@
         </w:trPr>
         <w:tc>
           <w:tcPr>
-            <w:tcW w:type="dxa" w:w="2007"/>
+            <w:tcW w:type="dxa" w:w="846"/>
             <w:tcBorders>
               <w:top w:val="single" w:color="A6A6A6" w:sz="4"/>
               <w:left w:val="single" w:color="A6A6A6" w:sz="4"/>
@@ -2242,7 +2275,7 @@
         </w:tc>
         <w:tc>
           <w:tcPr>
-            <w:tcW w:type="dxa" w:w="7631"/>
+            <w:tcW w:type="dxa" w:w="8792"/>
             <w:tcBorders>
               <w:top w:val="single" w:color="A6A6A6" w:sz="4"/>
               <w:left w:val="single" w:color="A6A6A6" w:sz="4"/>
@@ -2273,6 +2306,11 @@
         </w:tc>
       </w:tr>
     </w:tbl>
+    <w:p>
+      <w:pPr>
+        <w:spacing w:after="60"/>
+      </w:pPr>
+    </w:p>
     <w:p>
       <w:pPr>
         <w:pStyle w:val="Heading1"/>
@@ -2304,9 +2342,9 @@
         </w:tblBorders>
       </w:tblPr>
       <w:tblGrid>
-        <w:gridCol w:w="3011"/>
-        <w:gridCol w:w="3413"/>
-        <w:gridCol w:w="3214"/>
+        <w:gridCol w:w="2907"/>
+        <w:gridCol w:w="2913"/>
+        <w:gridCol w:w="3818"/>
       </w:tblGrid>
       <w:tr>
         <w:trPr>
@@ -2315,7 +2353,7 @@
         </w:trPr>
         <w:tc>
           <w:tcPr>
-            <w:tcW w:type="dxa" w:w="3011"/>
+            <w:tcW w:type="dxa" w:w="2907"/>
             <w:tcBorders>
               <w:top w:val="single" w:color="A6A6A6" w:sz="4"/>
               <w:left w:val="single" w:color="A6A6A6" w:sz="4"/>
@@ -2349,7 +2387,7 @@
         </w:tc>
         <w:tc>
           <w:tcPr>
-            <w:tcW w:type="dxa" w:w="3413"/>
+            <w:tcW w:type="dxa" w:w="2913"/>
             <w:tcBorders>
               <w:top w:val="single" w:color="A6A6A6" w:sz="4"/>
               <w:left w:val="single" w:color="A6A6A6" w:sz="4"/>
@@ -2383,7 +2421,7 @@
         </w:tc>
         <w:tc>
           <w:tcPr>
-            <w:tcW w:type="dxa" w:w="3214"/>
+            <w:tcW w:type="dxa" w:w="3818"/>
             <w:tcBorders>
               <w:top w:val="single" w:color="A6A6A6" w:sz="4"/>
               <w:left w:val="single" w:color="A6A6A6" w:sz="4"/>
@@ -2422,7 +2460,7 @@
         </w:trPr>
         <w:tc>
           <w:tcPr>
-            <w:tcW w:type="dxa" w:w="3011"/>
+            <w:tcW w:type="dxa" w:w="2907"/>
             <w:tcBorders>
               <w:top w:val="single" w:color="A6A6A6" w:sz="4"/>
               <w:left w:val="single" w:color="A6A6A6" w:sz="4"/>
@@ -2453,7 +2491,7 @@
         </w:tc>
         <w:tc>
           <w:tcPr>
-            <w:tcW w:type="dxa" w:w="3413"/>
+            <w:tcW w:type="dxa" w:w="2913"/>
             <w:tcBorders>
               <w:top w:val="single" w:color="A6A6A6" w:sz="4"/>
               <w:left w:val="single" w:color="A6A6A6" w:sz="4"/>
@@ -2484,7 +2522,7 @@
         </w:tc>
         <w:tc>
           <w:tcPr>
-            <w:tcW w:type="dxa" w:w="3214"/>
+            <w:tcW w:type="dxa" w:w="3818"/>
             <w:tcBorders>
               <w:top w:val="single" w:color="A6A6A6" w:sz="4"/>
               <w:left w:val="single" w:color="A6A6A6" w:sz="4"/>
@@ -2520,7 +2558,7 @@
         </w:trPr>
         <w:tc>
           <w:tcPr>
-            <w:tcW w:type="dxa" w:w="3011"/>
+            <w:tcW w:type="dxa" w:w="2907"/>
             <w:tcBorders>
               <w:top w:val="single" w:color="A6A6A6" w:sz="4"/>
               <w:left w:val="single" w:color="A6A6A6" w:sz="4"/>
@@ -2551,7 +2589,7 @@
         </w:tc>
         <w:tc>
           <w:tcPr>
-            <w:tcW w:type="dxa" w:w="3413"/>
+            <w:tcW w:type="dxa" w:w="2913"/>
             <w:tcBorders>
               <w:top w:val="single" w:color="A6A6A6" w:sz="4"/>
               <w:left w:val="single" w:color="A6A6A6" w:sz="4"/>
@@ -2582,7 +2620,7 @@
         </w:tc>
         <w:tc>
           <w:tcPr>
-            <w:tcW w:type="dxa" w:w="3214"/>
+            <w:tcW w:type="dxa" w:w="3818"/>
             <w:tcBorders>
               <w:top w:val="single" w:color="A6A6A6" w:sz="4"/>
               <w:left w:val="single" w:color="A6A6A6" w:sz="4"/>
@@ -2618,7 +2656,7 @@
         </w:trPr>
         <w:tc>
           <w:tcPr>
-            <w:tcW w:type="dxa" w:w="3011"/>
+            <w:tcW w:type="dxa" w:w="2907"/>
             <w:tcBorders>
               <w:top w:val="single" w:color="A6A6A6" w:sz="4"/>
               <w:left w:val="single" w:color="A6A6A6" w:sz="4"/>
@@ -2649,7 +2687,7 @@
         </w:tc>
         <w:tc>
           <w:tcPr>
-            <w:tcW w:type="dxa" w:w="3413"/>
+            <w:tcW w:type="dxa" w:w="2913"/>
             <w:tcBorders>
               <w:top w:val="single" w:color="A6A6A6" w:sz="4"/>
               <w:left w:val="single" w:color="A6A6A6" w:sz="4"/>
@@ -2680,7 +2718,7 @@
         </w:tc>
         <w:tc>
           <w:tcPr>
-            <w:tcW w:type="dxa" w:w="3214"/>
+            <w:tcW w:type="dxa" w:w="3818"/>
             <w:tcBorders>
               <w:top w:val="single" w:color="A6A6A6" w:sz="4"/>
               <w:left w:val="single" w:color="A6A6A6" w:sz="4"/>
@@ -2716,94 +2754,94 @@
         </w:trPr>
         <w:tc>
           <w:tcPr>
-            <w:tcW w:type="dxa" w:w="3011"/>
-            <w:tcBorders>
-              <w:top w:val="single" w:color="A6A6A6" w:sz="4"/>
-              <w:left w:val="single" w:color="A6A6A6" w:sz="4"/>
-              <w:bottom w:val="single" w:color="A6A6A6" w:sz="4"/>
-              <w:right w:val="single" w:color="A6A6A6" w:sz="4"/>
-            </w:tcBorders>
-            <w:tcMar>
-              <w:top w:type="dxa" w:w="60"/>
-              <w:left w:type="dxa" w:w="100"/>
-              <w:bottom w:type="dxa" w:w="60"/>
-              <w:right w:type="dxa" w:w="100"/>
-            </w:tcMar>
-            <w:vAlign w:val="top"/>
-          </w:tcPr>
-          <w:p>
-            <w:pPr>
-              <w:spacing w:after="20" w:line="270"/>
-            </w:pPr>
-            <w:r>
-              <w:rPr>
-                <w:rFonts w:ascii="Arial" w:cs="Arial" w:eastAsia="Arial" w:hAnsi="Arial"/>
-                <w:sz w:val="19"/>
-                <w:szCs w:val="19"/>
-              </w:rPr>
-              <w:t xml:space="preserve">Đơn nhập hàng</w:t>
-            </w:r>
-          </w:p>
-        </w:tc>
-        <w:tc>
-          <w:tcPr>
-            <w:tcW w:type="dxa" w:w="3413"/>
-            <w:tcBorders>
-              <w:top w:val="single" w:color="A6A6A6" w:sz="4"/>
-              <w:left w:val="single" w:color="A6A6A6" w:sz="4"/>
-              <w:bottom w:val="single" w:color="A6A6A6" w:sz="4"/>
-              <w:right w:val="single" w:color="A6A6A6" w:sz="4"/>
-            </w:tcBorders>
-            <w:tcMar>
-              <w:top w:type="dxa" w:w="60"/>
-              <w:left w:type="dxa" w:w="100"/>
-              <w:bottom w:type="dxa" w:w="60"/>
-              <w:right w:type="dxa" w:w="100"/>
-            </w:tcMar>
-            <w:vAlign w:val="top"/>
-          </w:tcPr>
-          <w:p>
-            <w:pPr>
-              <w:spacing w:after="20" w:line="270"/>
-            </w:pPr>
-            <w:r>
-              <w:rPr>
-                <w:rFonts w:ascii="Arial" w:cs="Arial" w:eastAsia="Arial" w:hAnsi="Arial"/>
-                <w:sz w:val="19"/>
-                <w:szCs w:val="19"/>
-              </w:rPr>
-              <w:t xml:space="preserve">Đơn nhập hàng (ATL-09)</w:t>
-            </w:r>
-          </w:p>
-        </w:tc>
-        <w:tc>
-          <w:tcPr>
-            <w:tcW w:type="dxa" w:w="3214"/>
-            <w:tcBorders>
-              <w:top w:val="single" w:color="A6A6A6" w:sz="4"/>
-              <w:left w:val="single" w:color="A6A6A6" w:sz="4"/>
-              <w:bottom w:val="single" w:color="A6A6A6" w:sz="4"/>
-              <w:right w:val="single" w:color="A6A6A6" w:sz="4"/>
-            </w:tcBorders>
-            <w:tcMar>
-              <w:top w:type="dxa" w:w="60"/>
-              <w:left w:type="dxa" w:w="100"/>
-              <w:bottom w:type="dxa" w:w="60"/>
-              <w:right w:type="dxa" w:w="100"/>
-            </w:tcMar>
-            <w:vAlign w:val="top"/>
-          </w:tcPr>
-          <w:p>
-            <w:pPr>
-              <w:spacing w:after="20" w:line="270"/>
-            </w:pPr>
-            <w:r>
-              <w:rPr>
-                <w:rFonts w:ascii="Arial" w:cs="Arial" w:eastAsia="Arial" w:hAnsi="Arial"/>
-                <w:sz w:val="19"/>
-                <w:szCs w:val="19"/>
-              </w:rPr>
-              <w:t xml:space="preserve">Có thuế, bằng chữ.</w:t>
+            <w:tcW w:type="dxa" w:w="2907"/>
+            <w:tcBorders>
+              <w:top w:val="single" w:color="A6A6A6" w:sz="4"/>
+              <w:left w:val="single" w:color="A6A6A6" w:sz="4"/>
+              <w:bottom w:val="single" w:color="A6A6A6" w:sz="4"/>
+              <w:right w:val="single" w:color="A6A6A6" w:sz="4"/>
+            </w:tcBorders>
+            <w:tcMar>
+              <w:top w:type="dxa" w:w="60"/>
+              <w:left w:type="dxa" w:w="100"/>
+              <w:bottom w:type="dxa" w:w="60"/>
+              <w:right w:type="dxa" w:w="100"/>
+            </w:tcMar>
+            <w:vAlign w:val="top"/>
+          </w:tcPr>
+          <w:p>
+            <w:pPr>
+              <w:spacing w:after="20" w:line="270"/>
+            </w:pPr>
+            <w:r>
+              <w:rPr>
+                <w:rFonts w:ascii="Arial" w:cs="Arial" w:eastAsia="Arial" w:hAnsi="Arial"/>
+                <w:sz w:val="19"/>
+                <w:szCs w:val="19"/>
+              </w:rPr>
+              <w:t xml:space="preserve">Báo giá</w:t>
+            </w:r>
+          </w:p>
+        </w:tc>
+        <w:tc>
+          <w:tcPr>
+            <w:tcW w:type="dxa" w:w="2913"/>
+            <w:tcBorders>
+              <w:top w:val="single" w:color="A6A6A6" w:sz="4"/>
+              <w:left w:val="single" w:color="A6A6A6" w:sz="4"/>
+              <w:bottom w:val="single" w:color="A6A6A6" w:sz="4"/>
+              <w:right w:val="single" w:color="A6A6A6" w:sz="4"/>
+            </w:tcBorders>
+            <w:tcMar>
+              <w:top w:type="dxa" w:w="60"/>
+              <w:left w:type="dxa" w:w="100"/>
+              <w:bottom w:type="dxa" w:w="60"/>
+              <w:right w:type="dxa" w:w="100"/>
+            </w:tcMar>
+            <w:vAlign w:val="top"/>
+          </w:tcPr>
+          <w:p>
+            <w:pPr>
+              <w:spacing w:after="20" w:line="270"/>
+            </w:pPr>
+            <w:r>
+              <w:rPr>
+                <w:rFonts w:ascii="Arial" w:cs="Arial" w:eastAsia="Arial" w:hAnsi="Arial"/>
+                <w:sz w:val="19"/>
+                <w:szCs w:val="19"/>
+              </w:rPr>
+              <w:t xml:space="preserve">Báo giá (ATL-28)</w:t>
+            </w:r>
+          </w:p>
+        </w:tc>
+        <w:tc>
+          <w:tcPr>
+            <w:tcW w:type="dxa" w:w="3818"/>
+            <w:tcBorders>
+              <w:top w:val="single" w:color="A6A6A6" w:sz="4"/>
+              <w:left w:val="single" w:color="A6A6A6" w:sz="4"/>
+              <w:bottom w:val="single" w:color="A6A6A6" w:sz="4"/>
+              <w:right w:val="single" w:color="A6A6A6" w:sz="4"/>
+            </w:tcBorders>
+            <w:tcMar>
+              <w:top w:type="dxa" w:w="60"/>
+              <w:left w:type="dxa" w:w="100"/>
+              <w:bottom w:type="dxa" w:w="60"/>
+              <w:right w:type="dxa" w:w="100"/>
+            </w:tcMar>
+            <w:vAlign w:val="top"/>
+          </w:tcPr>
+          <w:p>
+            <w:pPr>
+              <w:spacing w:after="20" w:line="270"/>
+            </w:pPr>
+            <w:r>
+              <w:rPr>
+                <w:rFonts w:ascii="Arial" w:cs="Arial" w:eastAsia="Arial" w:hAnsi="Arial"/>
+                <w:sz w:val="19"/>
+                <w:szCs w:val="19"/>
+              </w:rPr>
+              <w:t xml:space="preserve">"Kính gửi" khách, hiệu lực đến, chiết khấu, thuế, bằng chữ.</w:t>
             </w:r>
           </w:p>
         </w:tc>
@@ -2814,94 +2852,94 @@
         </w:trPr>
         <w:tc>
           <w:tcPr>
-            <w:tcW w:type="dxa" w:w="3011"/>
-            <w:tcBorders>
-              <w:top w:val="single" w:color="A6A6A6" w:sz="4"/>
-              <w:left w:val="single" w:color="A6A6A6" w:sz="4"/>
-              <w:bottom w:val="single" w:color="A6A6A6" w:sz="4"/>
-              <w:right w:val="single" w:color="A6A6A6" w:sz="4"/>
-            </w:tcBorders>
-            <w:tcMar>
-              <w:top w:type="dxa" w:w="60"/>
-              <w:left w:type="dxa" w:w="100"/>
-              <w:bottom w:type="dxa" w:w="60"/>
-              <w:right w:type="dxa" w:w="100"/>
-            </w:tcMar>
-            <w:vAlign w:val="top"/>
-          </w:tcPr>
-          <w:p>
-            <w:pPr>
-              <w:spacing w:after="20" w:line="270"/>
-            </w:pPr>
-            <w:r>
-              <w:rPr>
-                <w:rFonts w:ascii="Arial" w:cs="Arial" w:eastAsia="Arial" w:hAnsi="Arial"/>
-                <w:sz w:val="19"/>
-                <w:szCs w:val="19"/>
-              </w:rPr>
-              <w:t xml:space="preserve">Phiếu soạn hàng, Phiếu giao hàng</w:t>
-            </w:r>
-          </w:p>
-        </w:tc>
-        <w:tc>
-          <w:tcPr>
-            <w:tcW w:type="dxa" w:w="3413"/>
-            <w:tcBorders>
-              <w:top w:val="single" w:color="A6A6A6" w:sz="4"/>
-              <w:left w:val="single" w:color="A6A6A6" w:sz="4"/>
-              <w:bottom w:val="single" w:color="A6A6A6" w:sz="4"/>
-              <w:right w:val="single" w:color="A6A6A6" w:sz="4"/>
-            </w:tcBorders>
-            <w:tcMar>
-              <w:top w:type="dxa" w:w="60"/>
-              <w:left w:type="dxa" w:w="100"/>
-              <w:bottom w:type="dxa" w:w="60"/>
-              <w:right w:type="dxa" w:w="100"/>
-            </w:tcMar>
-            <w:vAlign w:val="top"/>
-          </w:tcPr>
-          <w:p>
-            <w:pPr>
-              <w:spacing w:after="20" w:line="270"/>
-            </w:pPr>
-            <w:r>
-              <w:rPr>
-                <w:rFonts w:ascii="Arial" w:cs="Arial" w:eastAsia="Arial" w:hAnsi="Arial"/>
-                <w:sz w:val="19"/>
-                <w:szCs w:val="19"/>
-              </w:rPr>
-              <w:t xml:space="preserve">Chuyến giao hàng (ATL-13)</w:t>
-            </w:r>
-          </w:p>
-        </w:tc>
-        <w:tc>
-          <w:tcPr>
-            <w:tcW w:type="dxa" w:w="3214"/>
-            <w:tcBorders>
-              <w:top w:val="single" w:color="A6A6A6" w:sz="4"/>
-              <w:left w:val="single" w:color="A6A6A6" w:sz="4"/>
-              <w:bottom w:val="single" w:color="A6A6A6" w:sz="4"/>
-              <w:right w:val="single" w:color="A6A6A6" w:sz="4"/>
-            </w:tcBorders>
-            <w:tcMar>
-              <w:top w:type="dxa" w:w="60"/>
-              <w:left w:type="dxa" w:w="100"/>
-              <w:bottom w:type="dxa" w:w="60"/>
-              <w:right w:type="dxa" w:w="100"/>
-            </w:tcMar>
-            <w:vAlign w:val="top"/>
-          </w:tcPr>
-          <w:p>
-            <w:pPr>
-              <w:spacing w:after="20" w:line="270"/>
-            </w:pPr>
-            <w:r>
-              <w:rPr>
-                <w:rFonts w:ascii="Arial" w:cs="Arial" w:eastAsia="Arial" w:hAnsi="Arial"/>
-                <w:sz w:val="19"/>
-                <w:szCs w:val="19"/>
-              </w:rPr>
-              <w:t xml:space="preserve">Mỗi đơn một phiếu giao, một trang.</w:t>
+            <w:tcW w:type="dxa" w:w="2907"/>
+            <w:tcBorders>
+              <w:top w:val="single" w:color="A6A6A6" w:sz="4"/>
+              <w:left w:val="single" w:color="A6A6A6" w:sz="4"/>
+              <w:bottom w:val="single" w:color="A6A6A6" w:sz="4"/>
+              <w:right w:val="single" w:color="A6A6A6" w:sz="4"/>
+            </w:tcBorders>
+            <w:tcMar>
+              <w:top w:type="dxa" w:w="60"/>
+              <w:left w:type="dxa" w:w="100"/>
+              <w:bottom w:type="dxa" w:w="60"/>
+              <w:right w:type="dxa" w:w="100"/>
+            </w:tcMar>
+            <w:vAlign w:val="top"/>
+          </w:tcPr>
+          <w:p>
+            <w:pPr>
+              <w:spacing w:after="20" w:line="270"/>
+            </w:pPr>
+            <w:r>
+              <w:rPr>
+                <w:rFonts w:ascii="Arial" w:cs="Arial" w:eastAsia="Arial" w:hAnsi="Arial"/>
+                <w:sz w:val="19"/>
+                <w:szCs w:val="19"/>
+              </w:rPr>
+              <w:t xml:space="preserve">Hoá đơn GTGT (xem trước), hoá đơn điều chỉnh giảm</w:t>
+            </w:r>
+          </w:p>
+        </w:tc>
+        <w:tc>
+          <w:tcPr>
+            <w:tcW w:type="dxa" w:w="2913"/>
+            <w:tcBorders>
+              <w:top w:val="single" w:color="A6A6A6" w:sz="4"/>
+              <w:left w:val="single" w:color="A6A6A6" w:sz="4"/>
+              <w:bottom w:val="single" w:color="A6A6A6" w:sz="4"/>
+              <w:right w:val="single" w:color="A6A6A6" w:sz="4"/>
+            </w:tcBorders>
+            <w:tcMar>
+              <w:top w:type="dxa" w:w="60"/>
+              <w:left w:type="dxa" w:w="100"/>
+              <w:bottom w:type="dxa" w:w="60"/>
+              <w:right w:type="dxa" w:w="100"/>
+            </w:tcMar>
+            <w:vAlign w:val="top"/>
+          </w:tcPr>
+          <w:p>
+            <w:pPr>
+              <w:spacing w:after="20" w:line="270"/>
+            </w:pPr>
+            <w:r>
+              <w:rPr>
+                <w:rFonts w:ascii="Arial" w:cs="Arial" w:eastAsia="Arial" w:hAnsi="Arial"/>
+                <w:sz w:val="19"/>
+                <w:szCs w:val="19"/>
+              </w:rPr>
+              <w:t xml:space="preserve">Đơn hàng bán (ATL-12)</w:t>
+            </w:r>
+          </w:p>
+        </w:tc>
+        <w:tc>
+          <w:tcPr>
+            <w:tcW w:type="dxa" w:w="3818"/>
+            <w:tcBorders>
+              <w:top w:val="single" w:color="A6A6A6" w:sz="4"/>
+              <w:left w:val="single" w:color="A6A6A6" w:sz="4"/>
+              <w:bottom w:val="single" w:color="A6A6A6" w:sz="4"/>
+              <w:right w:val="single" w:color="A6A6A6" w:sz="4"/>
+            </w:tcBorders>
+            <w:tcMar>
+              <w:top w:type="dxa" w:w="60"/>
+              <w:left w:type="dxa" w:w="100"/>
+              <w:bottom w:type="dxa" w:w="60"/>
+              <w:right w:type="dxa" w:w="100"/>
+            </w:tcMar>
+            <w:vAlign w:val="top"/>
+          </w:tcPr>
+          <w:p>
+            <w:pPr>
+              <w:spacing w:after="20" w:line="270"/>
+            </w:pPr>
+            <w:r>
+              <w:rPr>
+                <w:rFonts w:ascii="Arial" w:cs="Arial" w:eastAsia="Arial" w:hAnsi="Arial"/>
+                <w:sz w:val="19"/>
+                <w:szCs w:val="19"/>
+              </w:rPr>
+              <w:t xml:space="preserve">Mỗi đợt giao một hoá đơn; nhãn "BẢN XEM TRƯỚC".</w:t>
             </w:r>
           </w:p>
         </w:tc>
@@ -2912,94 +2950,94 @@
         </w:trPr>
         <w:tc>
           <w:tcPr>
-            <w:tcW w:type="dxa" w:w="3011"/>
-            <w:tcBorders>
-              <w:top w:val="single" w:color="A6A6A6" w:sz="4"/>
-              <w:left w:val="single" w:color="A6A6A6" w:sz="4"/>
-              <w:bottom w:val="single" w:color="A6A6A6" w:sz="4"/>
-              <w:right w:val="single" w:color="A6A6A6" w:sz="4"/>
-            </w:tcBorders>
-            <w:tcMar>
-              <w:top w:type="dxa" w:w="60"/>
-              <w:left w:type="dxa" w:w="100"/>
-              <w:bottom w:type="dxa" w:w="60"/>
-              <w:right w:type="dxa" w:w="100"/>
-            </w:tcMar>
-            <w:vAlign w:val="top"/>
-          </w:tcPr>
-          <w:p>
-            <w:pPr>
-              <w:spacing w:after="20" w:line="270"/>
-            </w:pPr>
-            <w:r>
-              <w:rPr>
-                <w:rFonts w:ascii="Arial" w:cs="Arial" w:eastAsia="Arial" w:hAnsi="Arial"/>
-                <w:sz w:val="19"/>
-                <w:szCs w:val="19"/>
-              </w:rPr>
-              <w:t xml:space="preserve">Biên bản đối chiếu công nợ</w:t>
-            </w:r>
-          </w:p>
-        </w:tc>
-        <w:tc>
-          <w:tcPr>
-            <w:tcW w:type="dxa" w:w="3413"/>
-            <w:tcBorders>
-              <w:top w:val="single" w:color="A6A6A6" w:sz="4"/>
-              <w:left w:val="single" w:color="A6A6A6" w:sz="4"/>
-              <w:bottom w:val="single" w:color="A6A6A6" w:sz="4"/>
-              <w:right w:val="single" w:color="A6A6A6" w:sz="4"/>
-            </w:tcBorders>
-            <w:tcMar>
-              <w:top w:type="dxa" w:w="60"/>
-              <w:left w:type="dxa" w:w="100"/>
-              <w:bottom w:type="dxa" w:w="60"/>
-              <w:right w:type="dxa" w:w="100"/>
-            </w:tcMar>
-            <w:vAlign w:val="top"/>
-          </w:tcPr>
-          <w:p>
-            <w:pPr>
-              <w:spacing w:after="20" w:line="270"/>
-            </w:pPr>
-            <w:r>
-              <w:rPr>
-                <w:rFonts w:ascii="Arial" w:cs="Arial" w:eastAsia="Arial" w:hAnsi="Arial"/>
-                <w:sz w:val="19"/>
-                <w:szCs w:val="19"/>
-              </w:rPr>
-              <w:t xml:space="preserve">Công nợ phải thu / phải trả (ATL-15, ATL-10)</w:t>
-            </w:r>
-          </w:p>
-        </w:tc>
-        <w:tc>
-          <w:tcPr>
-            <w:tcW w:type="dxa" w:w="3214"/>
-            <w:tcBorders>
-              <w:top w:val="single" w:color="A6A6A6" w:sz="4"/>
-              <w:left w:val="single" w:color="A6A6A6" w:sz="4"/>
-              <w:bottom w:val="single" w:color="A6A6A6" w:sz="4"/>
-              <w:right w:val="single" w:color="A6A6A6" w:sz="4"/>
-            </w:tcBorders>
-            <w:tcMar>
-              <w:top w:type="dxa" w:w="60"/>
-              <w:left w:type="dxa" w:w="100"/>
-              <w:bottom w:type="dxa" w:w="60"/>
-              <w:right w:type="dxa" w:w="100"/>
-            </w:tcMar>
-            <w:vAlign w:val="top"/>
-          </w:tcPr>
-          <w:p>
-            <w:pPr>
-              <w:spacing w:after="20" w:line="270"/>
-            </w:pPr>
-            <w:r>
-              <w:rPr>
-                <w:rFonts w:ascii="Arial" w:cs="Arial" w:eastAsia="Arial" w:hAnsi="Arial"/>
-                <w:sz w:val="19"/>
-                <w:szCs w:val="19"/>
-              </w:rPr>
-              <w:t xml:space="preserve">Bên A / Bên B, ký đóng dấu.</w:t>
+            <w:tcW w:type="dxa" w:w="2907"/>
+            <w:tcBorders>
+              <w:top w:val="single" w:color="A6A6A6" w:sz="4"/>
+              <w:left w:val="single" w:color="A6A6A6" w:sz="4"/>
+              <w:bottom w:val="single" w:color="A6A6A6" w:sz="4"/>
+              <w:right w:val="single" w:color="A6A6A6" w:sz="4"/>
+            </w:tcBorders>
+            <w:tcMar>
+              <w:top w:type="dxa" w:w="60"/>
+              <w:left w:type="dxa" w:w="100"/>
+              <w:bottom w:type="dxa" w:w="60"/>
+              <w:right w:type="dxa" w:w="100"/>
+            </w:tcMar>
+            <w:vAlign w:val="top"/>
+          </w:tcPr>
+          <w:p>
+            <w:pPr>
+              <w:spacing w:after="20" w:line="270"/>
+            </w:pPr>
+            <w:r>
+              <w:rPr>
+                <w:rFonts w:ascii="Arial" w:cs="Arial" w:eastAsia="Arial" w:hAnsi="Arial"/>
+                <w:sz w:val="19"/>
+                <w:szCs w:val="19"/>
+              </w:rPr>
+              <w:t xml:space="preserve">Đơn nhập hàng</w:t>
+            </w:r>
+          </w:p>
+        </w:tc>
+        <w:tc>
+          <w:tcPr>
+            <w:tcW w:type="dxa" w:w="2913"/>
+            <w:tcBorders>
+              <w:top w:val="single" w:color="A6A6A6" w:sz="4"/>
+              <w:left w:val="single" w:color="A6A6A6" w:sz="4"/>
+              <w:bottom w:val="single" w:color="A6A6A6" w:sz="4"/>
+              <w:right w:val="single" w:color="A6A6A6" w:sz="4"/>
+            </w:tcBorders>
+            <w:tcMar>
+              <w:top w:type="dxa" w:w="60"/>
+              <w:left w:type="dxa" w:w="100"/>
+              <w:bottom w:type="dxa" w:w="60"/>
+              <w:right w:type="dxa" w:w="100"/>
+            </w:tcMar>
+            <w:vAlign w:val="top"/>
+          </w:tcPr>
+          <w:p>
+            <w:pPr>
+              <w:spacing w:after="20" w:line="270"/>
+            </w:pPr>
+            <w:r>
+              <w:rPr>
+                <w:rFonts w:ascii="Arial" w:cs="Arial" w:eastAsia="Arial" w:hAnsi="Arial"/>
+                <w:sz w:val="19"/>
+                <w:szCs w:val="19"/>
+              </w:rPr>
+              <w:t xml:space="preserve">Đơn nhập hàng (ATL-09)</w:t>
+            </w:r>
+          </w:p>
+        </w:tc>
+        <w:tc>
+          <w:tcPr>
+            <w:tcW w:type="dxa" w:w="3818"/>
+            <w:tcBorders>
+              <w:top w:val="single" w:color="A6A6A6" w:sz="4"/>
+              <w:left w:val="single" w:color="A6A6A6" w:sz="4"/>
+              <w:bottom w:val="single" w:color="A6A6A6" w:sz="4"/>
+              <w:right w:val="single" w:color="A6A6A6" w:sz="4"/>
+            </w:tcBorders>
+            <w:tcMar>
+              <w:top w:type="dxa" w:w="60"/>
+              <w:left w:type="dxa" w:w="100"/>
+              <w:bottom w:type="dxa" w:w="60"/>
+              <w:right w:type="dxa" w:w="100"/>
+            </w:tcMar>
+            <w:vAlign w:val="top"/>
+          </w:tcPr>
+          <w:p>
+            <w:pPr>
+              <w:spacing w:after="20" w:line="270"/>
+            </w:pPr>
+            <w:r>
+              <w:rPr>
+                <w:rFonts w:ascii="Arial" w:cs="Arial" w:eastAsia="Arial" w:hAnsi="Arial"/>
+                <w:sz w:val="19"/>
+                <w:szCs w:val="19"/>
+              </w:rPr>
+              <w:t xml:space="preserve">Có thuế, bằng chữ.</w:t>
             </w:r>
           </w:p>
         </w:tc>
@@ -3010,7 +3048,301 @@
         </w:trPr>
         <w:tc>
           <w:tcPr>
-            <w:tcW w:type="dxa" w:w="3011"/>
+            <w:tcW w:type="dxa" w:w="2907"/>
+            <w:tcBorders>
+              <w:top w:val="single" w:color="A6A6A6" w:sz="4"/>
+              <w:left w:val="single" w:color="A6A6A6" w:sz="4"/>
+              <w:bottom w:val="single" w:color="A6A6A6" w:sz="4"/>
+              <w:right w:val="single" w:color="A6A6A6" w:sz="4"/>
+            </w:tcBorders>
+            <w:tcMar>
+              <w:top w:type="dxa" w:w="60"/>
+              <w:left w:type="dxa" w:w="100"/>
+              <w:bottom w:type="dxa" w:w="60"/>
+              <w:right w:type="dxa" w:w="100"/>
+            </w:tcMar>
+            <w:vAlign w:val="top"/>
+          </w:tcPr>
+          <w:p>
+            <w:pPr>
+              <w:spacing w:after="20" w:line="270"/>
+            </w:pPr>
+            <w:r>
+              <w:rPr>
+                <w:rFonts w:ascii="Arial" w:cs="Arial" w:eastAsia="Arial" w:hAnsi="Arial"/>
+                <w:sz w:val="19"/>
+                <w:szCs w:val="19"/>
+              </w:rPr>
+              <w:t xml:space="preserve">Phiếu soạn hàng, Phiếu giao hàng</w:t>
+            </w:r>
+          </w:p>
+        </w:tc>
+        <w:tc>
+          <w:tcPr>
+            <w:tcW w:type="dxa" w:w="2913"/>
+            <w:tcBorders>
+              <w:top w:val="single" w:color="A6A6A6" w:sz="4"/>
+              <w:left w:val="single" w:color="A6A6A6" w:sz="4"/>
+              <w:bottom w:val="single" w:color="A6A6A6" w:sz="4"/>
+              <w:right w:val="single" w:color="A6A6A6" w:sz="4"/>
+            </w:tcBorders>
+            <w:tcMar>
+              <w:top w:type="dxa" w:w="60"/>
+              <w:left w:type="dxa" w:w="100"/>
+              <w:bottom w:type="dxa" w:w="60"/>
+              <w:right w:type="dxa" w:w="100"/>
+            </w:tcMar>
+            <w:vAlign w:val="top"/>
+          </w:tcPr>
+          <w:p>
+            <w:pPr>
+              <w:spacing w:after="20" w:line="270"/>
+            </w:pPr>
+            <w:r>
+              <w:rPr>
+                <w:rFonts w:ascii="Arial" w:cs="Arial" w:eastAsia="Arial" w:hAnsi="Arial"/>
+                <w:sz w:val="19"/>
+                <w:szCs w:val="19"/>
+              </w:rPr>
+              <w:t xml:space="preserve">Chuyến giao hàng (ATL-13)</w:t>
+            </w:r>
+          </w:p>
+        </w:tc>
+        <w:tc>
+          <w:tcPr>
+            <w:tcW w:type="dxa" w:w="3818"/>
+            <w:tcBorders>
+              <w:top w:val="single" w:color="A6A6A6" w:sz="4"/>
+              <w:left w:val="single" w:color="A6A6A6" w:sz="4"/>
+              <w:bottom w:val="single" w:color="A6A6A6" w:sz="4"/>
+              <w:right w:val="single" w:color="A6A6A6" w:sz="4"/>
+            </w:tcBorders>
+            <w:tcMar>
+              <w:top w:type="dxa" w:w="60"/>
+              <w:left w:type="dxa" w:w="100"/>
+              <w:bottom w:type="dxa" w:w="60"/>
+              <w:right w:type="dxa" w:w="100"/>
+            </w:tcMar>
+            <w:vAlign w:val="top"/>
+          </w:tcPr>
+          <w:p>
+            <w:pPr>
+              <w:spacing w:after="20" w:line="270"/>
+            </w:pPr>
+            <w:r>
+              <w:rPr>
+                <w:rFonts w:ascii="Arial" w:cs="Arial" w:eastAsia="Arial" w:hAnsi="Arial"/>
+                <w:sz w:val="19"/>
+                <w:szCs w:val="19"/>
+              </w:rPr>
+              <w:t xml:space="preserve">Mỗi đơn một phiếu giao, một trang.</w:t>
+            </w:r>
+          </w:p>
+        </w:tc>
+      </w:tr>
+      <w:tr>
+        <w:trPr>
+          <w:cantSplit/>
+        </w:trPr>
+        <w:tc>
+          <w:tcPr>
+            <w:tcW w:type="dxa" w:w="2907"/>
+            <w:tcBorders>
+              <w:top w:val="single" w:color="A6A6A6" w:sz="4"/>
+              <w:left w:val="single" w:color="A6A6A6" w:sz="4"/>
+              <w:bottom w:val="single" w:color="A6A6A6" w:sz="4"/>
+              <w:right w:val="single" w:color="A6A6A6" w:sz="4"/>
+            </w:tcBorders>
+            <w:tcMar>
+              <w:top w:type="dxa" w:w="60"/>
+              <w:left w:type="dxa" w:w="100"/>
+              <w:bottom w:type="dxa" w:w="60"/>
+              <w:right w:type="dxa" w:w="100"/>
+            </w:tcMar>
+            <w:vAlign w:val="top"/>
+          </w:tcPr>
+          <w:p>
+            <w:pPr>
+              <w:spacing w:after="20" w:line="270"/>
+            </w:pPr>
+            <w:r>
+              <w:rPr>
+                <w:rFonts w:ascii="Arial" w:cs="Arial" w:eastAsia="Arial" w:hAnsi="Arial"/>
+                <w:sz w:val="19"/>
+                <w:szCs w:val="19"/>
+              </w:rPr>
+              <w:t xml:space="preserve">Biên bản đối chiếu công nợ</w:t>
+            </w:r>
+          </w:p>
+        </w:tc>
+        <w:tc>
+          <w:tcPr>
+            <w:tcW w:type="dxa" w:w="2913"/>
+            <w:tcBorders>
+              <w:top w:val="single" w:color="A6A6A6" w:sz="4"/>
+              <w:left w:val="single" w:color="A6A6A6" w:sz="4"/>
+              <w:bottom w:val="single" w:color="A6A6A6" w:sz="4"/>
+              <w:right w:val="single" w:color="A6A6A6" w:sz="4"/>
+            </w:tcBorders>
+            <w:tcMar>
+              <w:top w:type="dxa" w:w="60"/>
+              <w:left w:type="dxa" w:w="100"/>
+              <w:bottom w:type="dxa" w:w="60"/>
+              <w:right w:type="dxa" w:w="100"/>
+            </w:tcMar>
+            <w:vAlign w:val="top"/>
+          </w:tcPr>
+          <w:p>
+            <w:pPr>
+              <w:spacing w:after="20" w:line="270"/>
+            </w:pPr>
+            <w:r>
+              <w:rPr>
+                <w:rFonts w:ascii="Arial" w:cs="Arial" w:eastAsia="Arial" w:hAnsi="Arial"/>
+                <w:sz w:val="19"/>
+                <w:szCs w:val="19"/>
+              </w:rPr>
+              <w:t xml:space="preserve">Công nợ phải thu / phải trả (ATL-15, ATL-10)</w:t>
+            </w:r>
+          </w:p>
+        </w:tc>
+        <w:tc>
+          <w:tcPr>
+            <w:tcW w:type="dxa" w:w="3818"/>
+            <w:tcBorders>
+              <w:top w:val="single" w:color="A6A6A6" w:sz="4"/>
+              <w:left w:val="single" w:color="A6A6A6" w:sz="4"/>
+              <w:bottom w:val="single" w:color="A6A6A6" w:sz="4"/>
+              <w:right w:val="single" w:color="A6A6A6" w:sz="4"/>
+            </w:tcBorders>
+            <w:tcMar>
+              <w:top w:type="dxa" w:w="60"/>
+              <w:left w:type="dxa" w:w="100"/>
+              <w:bottom w:type="dxa" w:w="60"/>
+              <w:right w:type="dxa" w:w="100"/>
+            </w:tcMar>
+            <w:vAlign w:val="top"/>
+          </w:tcPr>
+          <w:p>
+            <w:pPr>
+              <w:spacing w:after="20" w:line="270"/>
+            </w:pPr>
+            <w:r>
+              <w:rPr>
+                <w:rFonts w:ascii="Arial" w:cs="Arial" w:eastAsia="Arial" w:hAnsi="Arial"/>
+                <w:sz w:val="19"/>
+                <w:szCs w:val="19"/>
+              </w:rPr>
+              <w:t xml:space="preserve">Bên A / Bên B, ký đóng dấu.</w:t>
+            </w:r>
+          </w:p>
+        </w:tc>
+      </w:tr>
+      <w:tr>
+        <w:trPr>
+          <w:cantSplit/>
+        </w:trPr>
+        <w:tc>
+          <w:tcPr>
+            <w:tcW w:type="dxa" w:w="2907"/>
+            <w:tcBorders>
+              <w:top w:val="single" w:color="A6A6A6" w:sz="4"/>
+              <w:left w:val="single" w:color="A6A6A6" w:sz="4"/>
+              <w:bottom w:val="single" w:color="A6A6A6" w:sz="4"/>
+              <w:right w:val="single" w:color="A6A6A6" w:sz="4"/>
+            </w:tcBorders>
+            <w:tcMar>
+              <w:top w:type="dxa" w:w="60"/>
+              <w:left w:type="dxa" w:w="100"/>
+              <w:bottom w:type="dxa" w:w="60"/>
+              <w:right w:type="dxa" w:w="100"/>
+            </w:tcMar>
+            <w:vAlign w:val="top"/>
+          </w:tcPr>
+          <w:p>
+            <w:pPr>
+              <w:spacing w:after="20" w:line="270"/>
+            </w:pPr>
+            <w:r>
+              <w:rPr>
+                <w:rFonts w:ascii="Arial" w:cs="Arial" w:eastAsia="Arial" w:hAnsi="Arial"/>
+                <w:sz w:val="19"/>
+                <w:szCs w:val="19"/>
+              </w:rPr>
+              <w:t xml:space="preserve">Thông báo công nợ</w:t>
+            </w:r>
+          </w:p>
+        </w:tc>
+        <w:tc>
+          <w:tcPr>
+            <w:tcW w:type="dxa" w:w="2913"/>
+            <w:tcBorders>
+              <w:top w:val="single" w:color="A6A6A6" w:sz="4"/>
+              <w:left w:val="single" w:color="A6A6A6" w:sz="4"/>
+              <w:bottom w:val="single" w:color="A6A6A6" w:sz="4"/>
+              <w:right w:val="single" w:color="A6A6A6" w:sz="4"/>
+            </w:tcBorders>
+            <w:tcMar>
+              <w:top w:type="dxa" w:w="60"/>
+              <w:left w:type="dxa" w:w="100"/>
+              <w:bottom w:type="dxa" w:w="60"/>
+              <w:right w:type="dxa" w:w="100"/>
+            </w:tcMar>
+            <w:vAlign w:val="top"/>
+          </w:tcPr>
+          <w:p>
+            <w:pPr>
+              <w:spacing w:after="20" w:line="270"/>
+            </w:pPr>
+            <w:r>
+              <w:rPr>
+                <w:rFonts w:ascii="Arial" w:cs="Arial" w:eastAsia="Arial" w:hAnsi="Arial"/>
+                <w:sz w:val="19"/>
+                <w:szCs w:val="19"/>
+              </w:rPr>
+              <w:t xml:space="preserve">Công nợ phải thu (ATL-15), Nhắc nợ (ATL-31)</w:t>
+            </w:r>
+          </w:p>
+        </w:tc>
+        <w:tc>
+          <w:tcPr>
+            <w:tcW w:type="dxa" w:w="3818"/>
+            <w:tcBorders>
+              <w:top w:val="single" w:color="A6A6A6" w:sz="4"/>
+              <w:left w:val="single" w:color="A6A6A6" w:sz="4"/>
+              <w:bottom w:val="single" w:color="A6A6A6" w:sz="4"/>
+              <w:right w:val="single" w:color="A6A6A6" w:sz="4"/>
+            </w:tcBorders>
+            <w:tcMar>
+              <w:top w:type="dxa" w:w="60"/>
+              <w:left w:type="dxa" w:w="100"/>
+              <w:bottom w:type="dxa" w:w="60"/>
+              <w:right w:type="dxa" w:w="100"/>
+            </w:tcMar>
+            <w:vAlign w:val="top"/>
+          </w:tcPr>
+          <w:p>
+            <w:pPr>
+              <w:spacing w:after="20" w:line="270"/>
+            </w:pPr>
+            <w:r>
+              <w:rPr>
+                <w:rFonts w:ascii="Arial" w:cs="Arial" w:eastAsia="Arial" w:hAnsi="Arial"/>
+                <w:sz w:val="19"/>
+                <w:szCs w:val="19"/>
+              </w:rPr>
+              <w:t xml:space="preserve">Chứng từ còn nợ, số cần thanh toán, mã VietQR.</w:t>
+            </w:r>
+          </w:p>
+        </w:tc>
+      </w:tr>
+      <w:tr>
+        <w:trPr>
+          <w:cantSplit/>
+        </w:trPr>
+        <w:tc>
+          <w:tcPr>
+            <w:tcW w:type="dxa" w:w="2907"/>
             <w:tcBorders>
               <w:top w:val="single" w:color="A6A6A6" w:sz="4"/>
               <w:left w:val="single" w:color="A6A6A6" w:sz="4"/>
@@ -3041,7 +3373,7 @@
         </w:tc>
         <w:tc>
           <w:tcPr>
-            <w:tcW w:type="dxa" w:w="3413"/>
+            <w:tcW w:type="dxa" w:w="2913"/>
             <w:tcBorders>
               <w:top w:val="single" w:color="A6A6A6" w:sz="4"/>
               <w:left w:val="single" w:color="A6A6A6" w:sz="4"/>
@@ -3072,7 +3404,7 @@
         </w:tc>
         <w:tc>
           <w:tcPr>
-            <w:tcW w:type="dxa" w:w="3214"/>
+            <w:tcW w:type="dxa" w:w="3818"/>
             <w:tcBorders>
               <w:top w:val="single" w:color="A6A6A6" w:sz="4"/>
               <w:left w:val="single" w:color="A6A6A6" w:sz="4"/>
@@ -3103,6 +3435,11 @@
         </w:tc>
       </w:tr>
     </w:tbl>
+    <w:p>
+      <w:pPr>
+        <w:spacing w:after="60"/>
+      </w:pPr>
+    </w:p>
     <w:p>
       <w:pPr>
         <w:pStyle w:val="Heading1"/>
@@ -3126,7 +3463,7 @@
         <w:pStyle w:val="ListParagraph"/>
         <w:numPr>
           <w:ilvl w:val="0"/>
-          <w:numId w:val="2"/>
+          <w:numId w:val="1"/>
         </w:numPr>
         <w:spacing w:after="60" w:line="290"/>
       </w:pPr>
@@ -3136,7 +3473,7 @@
           <w:sz w:val="21"/>
           <w:szCs w:val="21"/>
         </w:rPr>
-        <w:t xml:space="preserve">Đơn hàng bán và đơn nhập hàng trước đây in nguyên màn hình; nay có phiếu in riêng theo khuôn này.</w:t>
+        <w:t xml:space="preserve">Mọi phiếu in đều là một khuôn chung; thêm phiếu mới chỉ cần khai nội dung và loại giấy được phép.</w:t>
       </w:r>
     </w:p>
     <w:p>
@@ -3144,7 +3481,7 @@
         <w:pStyle w:val="ListParagraph"/>
         <w:numPr>
           <w:ilvl w:val="0"/>
-          <w:numId w:val="2"/>
+          <w:numId w:val="1"/>
         </w:numPr>
         <w:spacing w:after="60" w:line="290"/>
       </w:pPr>
@@ -3207,7 +3544,7 @@
 </file>
 
 <file path=word/footer1.xml><?xml version="1.0" encoding="utf-8"?>
-<w:ftr xmlns:wpc="http://schemas.microsoft.com/office/word/2010/wordprocessingCanvas" xmlns:mc="http://schemas.openxmlformats.org/markup-compatibility/2006" xmlns:o="urn:schemas-microsoft-com:office:office" xmlns:r="http://schemas.openxmlformats.org/officeDocument/2006/relationships" xmlns:m="http://schemas.openxmlformats.org/officeDocument/2006/math" xmlns:v="urn:schemas-microsoft-com:vml" xmlns:wp14="http://schemas.microsoft.com/office/word/2010/wordprocessingDrawing" xmlns:wp="http://schemas.openxmlformats.org/drawingml/2006/wordprocessingDrawing" xmlns:w10="urn:schemas-microsoft-com:office:word" xmlns:w="http://schemas.openxmlformats.org/wordprocessingml/2006/main" xmlns:w14="http://schemas.microsoft.com/office/word/2010/wordml" xmlns:w15="http://schemas.microsoft.com/office/word/2012/wordml" xmlns:wpg="http://schemas.microsoft.com/office/word/2010/wordprocessingGroup" xmlns:wpi="http://schemas.microsoft.com/office/word/2010/wordprocessingInk" xmlns:wne="http://schemas.microsoft.com/office/word/2006/wordml" xmlns:wps="http://schemas.microsoft.com/office/word/2010/wordprocessingShape">
+<w:ftr xmlns:r="http://schemas.openxmlformats.org/officeDocument/2006/relationships" xmlns:w="http://schemas.openxmlformats.org/wordprocessingml/2006/main">
   <w:p>
     <w:pPr>
       <w:jc w:val="center"/>
@@ -3247,6 +3584,15 @@
         <w:szCs w:val="17"/>
       </w:rPr>
       <w:fldChar w:fldCharType="separate"/>
+    </w:r>
+    <w:r>
+      <w:rPr>
+        <w:rFonts w:ascii="Arial" w:cs="Arial" w:eastAsia="Arial" w:hAnsi="Arial"/>
+        <w:color w:val="7F7F7F"/>
+        <w:sz w:val="17"/>
+        <w:szCs w:val="17"/>
+      </w:rPr>
+      <w:t>1</w:t>
     </w:r>
     <w:r>
       <w:rPr>
@@ -3300,6 +3646,15 @@
         <w:sz w:val="17"/>
         <w:szCs w:val="17"/>
       </w:rPr>
+      <w:t>1</w:t>
+    </w:r>
+    <w:r>
+      <w:rPr>
+        <w:rFonts w:ascii="Arial" w:cs="Arial" w:eastAsia="Arial" w:hAnsi="Arial"/>
+        <w:color w:val="7F7F7F"/>
+        <w:sz w:val="17"/>
+        <w:szCs w:val="17"/>
+      </w:rPr>
       <w:fldChar w:fldCharType="end"/>
     </w:r>
   </w:p>
@@ -3344,7 +3699,7 @@
 </file>
 
 <file path=word/header1.xml><?xml version="1.0" encoding="utf-8"?>
-<w:hdr xmlns:wpc="http://schemas.microsoft.com/office/word/2010/wordprocessingCanvas" xmlns:mc="http://schemas.openxmlformats.org/markup-compatibility/2006" xmlns:o="urn:schemas-microsoft-com:office:office" xmlns:r="http://schemas.openxmlformats.org/officeDocument/2006/relationships" xmlns:m="http://schemas.openxmlformats.org/officeDocument/2006/math" xmlns:v="urn:schemas-microsoft-com:vml" xmlns:wp14="http://schemas.microsoft.com/office/word/2010/wordprocessingDrawing" xmlns:wp="http://schemas.openxmlformats.org/drawingml/2006/wordprocessingDrawing" xmlns:w10="urn:schemas-microsoft-com:office:word" xmlns:w="http://schemas.openxmlformats.org/wordprocessingml/2006/main" xmlns:w14="http://schemas.microsoft.com/office/word/2010/wordml" xmlns:w15="http://schemas.microsoft.com/office/word/2012/wordml" xmlns:wpg="http://schemas.microsoft.com/office/word/2010/wordprocessingGroup" xmlns:wpi="http://schemas.microsoft.com/office/word/2010/wordprocessingInk" xmlns:wne="http://schemas.microsoft.com/office/word/2006/wordml" xmlns:wps="http://schemas.microsoft.com/office/word/2010/wordprocessingShape" xmlns:cx="http://schemas.microsoft.com/office/drawing/2014/chartex" xmlns:cx1="http://schemas.microsoft.com/office/drawing/2015/9/8/chartex" xmlns:cx2="http://schemas.microsoft.com/office/drawing/2015/10/21/chartex" xmlns:cx3="http://schemas.microsoft.com/office/drawing/2016/5/9/chartex" xmlns:cx4="http://schemas.microsoft.com/office/drawing/2016/5/10/chartex" xmlns:cx5="http://schemas.microsoft.com/office/drawing/2016/5/11/chartex" xmlns:cx6="http://schemas.microsoft.com/office/drawing/2016/5/12/chartex" xmlns:cx7="http://schemas.microsoft.com/office/drawing/2016/5/13/chartex" xmlns:cx8="http://schemas.microsoft.com/office/drawing/2016/5/14/chartex" xmlns:w16cid="http://schemas.microsoft.com/office/word/2016/wordml/cid" xmlns:w16se="http://schemas.microsoft.com/office/word/2015/wordml/symex">
+<w:hdr xmlns:r="http://schemas.openxmlformats.org/officeDocument/2006/relationships" xmlns:w="http://schemas.openxmlformats.org/wordprocessingml/2006/main">
   <w:p>
     <w:pPr>
       <w:pBdr>
@@ -3370,101 +3725,18 @@
         <w:sz w:val="17"/>
         <w:szCs w:val="17"/>
       </w:rPr>
-      <w:t xml:space="preserve">	ATL-26 · Phiếu in (khuôn in chung)</w:t>
+      <w:tab/>
+      <w:t xml:space="preserve">ATL-26 · Phiếu in (khuôn in chung)</w:t>
     </w:r>
   </w:p>
 </w:hdr>
 </file>
 
 <file path=word/numbering.xml><?xml version="1.0" encoding="utf-8"?>
-<w:numbering xmlns:wpc="http://schemas.microsoft.com/office/word/2010/wordprocessingCanvas" xmlns:mc="http://schemas.openxmlformats.org/markup-compatibility/2006" xmlns:o="urn:schemas-microsoft-com:office:office" xmlns:r="http://schemas.openxmlformats.org/officeDocument/2006/relationships" xmlns:m="http://schemas.openxmlformats.org/officeDocument/2006/math" xmlns:v="urn:schemas-microsoft-com:vml" xmlns:wp14="http://schemas.microsoft.com/office/word/2010/wordprocessingDrawing" xmlns:wp="http://schemas.openxmlformats.org/drawingml/2006/wordprocessingDrawing" xmlns:w10="urn:schemas-microsoft-com:office:word" xmlns:w="http://schemas.openxmlformats.org/wordprocessingml/2006/main" xmlns:w14="http://schemas.microsoft.com/office/word/2010/wordml" xmlns:w15="http://schemas.microsoft.com/office/word/2012/wordml" xmlns:wpg="http://schemas.microsoft.com/office/word/2010/wordprocessingGroup" xmlns:wpi="http://schemas.microsoft.com/office/word/2010/wordprocessingInk" xmlns:wne="http://schemas.microsoft.com/office/word/2006/wordml" xmlns:wps="http://schemas.microsoft.com/office/word/2010/wordprocessingShape" mc:Ignorable="w14 w15 wp14">
-  <w:abstractNum w:abstractNumId="1" w15:restartNumberingAfterBreak="0">
-    <w:multiLevelType w:val="hybridMultilevel"/>
-    <w:lvl w:ilvl="0" w:tentative="1">
-      <w:start w:val="1"/>
-      <w:numFmt w:val="bullet"/>
-      <w:lvlText w:val="●"/>
-      <w:lvlJc w:val="left"/>
-      <w:pPr>
-        <w:ind w:left="720" w:hanging="360"/>
-      </w:pPr>
-    </w:lvl>
-    <w:lvl w:ilvl="1" w:tentative="1">
-      <w:start w:val="1"/>
-      <w:numFmt w:val="bullet"/>
-      <w:lvlText w:val="○"/>
-      <w:lvlJc w:val="left"/>
-      <w:pPr>
-        <w:ind w:left="1440" w:hanging="360"/>
-      </w:pPr>
-    </w:lvl>
-    <w:lvl w:ilvl="2" w:tentative="1">
-      <w:start w:val="1"/>
-      <w:numFmt w:val="bullet"/>
-      <w:lvlText w:val="■"/>
-      <w:lvlJc w:val="left"/>
-      <w:pPr>
-        <w:ind w:left="2160" w:hanging="360"/>
-      </w:pPr>
-    </w:lvl>
-    <w:lvl w:ilvl="3" w:tentative="1">
-      <w:start w:val="1"/>
-      <w:numFmt w:val="bullet"/>
-      <w:lvlText w:val="●"/>
-      <w:lvlJc w:val="left"/>
-      <w:pPr>
-        <w:ind w:left="2880" w:hanging="360"/>
-      </w:pPr>
-    </w:lvl>
-    <w:lvl w:ilvl="4" w:tentative="1">
-      <w:start w:val="1"/>
-      <w:numFmt w:val="bullet"/>
-      <w:lvlText w:val="○"/>
-      <w:lvlJc w:val="left"/>
-      <w:pPr>
-        <w:ind w:left="3600" w:hanging="360"/>
-      </w:pPr>
-    </w:lvl>
-    <w:lvl w:ilvl="5" w:tentative="1">
-      <w:start w:val="1"/>
-      <w:numFmt w:val="bullet"/>
-      <w:lvlText w:val="■"/>
-      <w:lvlJc w:val="left"/>
-      <w:pPr>
-        <w:ind w:left="4320" w:hanging="360"/>
-      </w:pPr>
-    </w:lvl>
-    <w:lvl w:ilvl="6" w:tentative="1">
-      <w:start w:val="1"/>
-      <w:numFmt w:val="bullet"/>
-      <w:lvlText w:val="●"/>
-      <w:lvlJc w:val="left"/>
-      <w:pPr>
-        <w:ind w:left="5040" w:hanging="360"/>
-      </w:pPr>
-    </w:lvl>
-    <w:lvl w:ilvl="7" w:tentative="1">
-      <w:start w:val="1"/>
-      <w:numFmt w:val="bullet"/>
-      <w:lvlText w:val="●"/>
-      <w:lvlJc w:val="left"/>
-      <w:pPr>
-        <w:ind w:left="5760" w:hanging="360"/>
-      </w:pPr>
-    </w:lvl>
-    <w:lvl w:ilvl="8" w:tentative="1">
-      <w:start w:val="1"/>
-      <w:numFmt w:val="bullet"/>
-      <w:lvlText w:val="●"/>
-      <w:lvlJc w:val="left"/>
-      <w:pPr>
-        <w:ind w:left="6480" w:hanging="360"/>
-      </w:pPr>
-    </w:lvl>
-  </w:abstractNum>
-  <w:abstractNum w:abstractNumId="2" w15:restartNumberingAfterBreak="0">
-    <w:multiLevelType w:val="hybridMultilevel"/>
-    <w:lvl w:ilvl="0" w:tentative="1">
+<w:numbering xmlns:r="http://schemas.openxmlformats.org/officeDocument/2006/relationships" xmlns:w="http://schemas.openxmlformats.org/wordprocessingml/2006/main">
+  <w:abstractNum w:abstractNumId="1">
+    <w:multiLevelType w:val="singleLevel"/>
+    <w:lvl w:ilvl="0">
       <w:start w:val="1"/>
       <w:numFmt w:val="bullet"/>
       <w:lvlText w:val="•"/>
@@ -3474,9 +3746,9 @@
       </w:pPr>
     </w:lvl>
   </w:abstractNum>
-  <w:abstractNum w:abstractNumId="3" w15:restartNumberingAfterBreak="0">
-    <w:multiLevelType w:val="hybridMultilevel"/>
-    <w:lvl w:ilvl="0" w:tentative="1">
+  <w:abstractNum w:abstractNumId="2">
+    <w:multiLevelType w:val="singleLevel"/>
+    <w:lvl w:ilvl="0">
       <w:start w:val="1"/>
       <w:numFmt w:val="decimal"/>
       <w:lvlText w:val="%1."/>
@@ -3488,18 +3760,9 @@
   </w:abstractNum>
   <w:num w:numId="1">
     <w:abstractNumId w:val="1"/>
-    <w:lvlOverride w:ilvl="0">
-      <w:startOverride w:val="1"/>
-    </w:lvlOverride>
   </w:num>
   <w:num w:numId="2">
     <w:abstractNumId w:val="2"/>
-    <w:lvlOverride w:ilvl="0">
-      <w:startOverride w:val="1"/>
-    </w:lvlOverride>
-  </w:num>
-  <w:num w:numId="3">
-    <w:abstractNumId w:val="3"/>
     <w:lvlOverride w:ilvl="0">
       <w:startOverride w:val="1"/>
     </w:lvlOverride>
